--- a/public/igp_template.docx
+++ b/public/igp_template.docx
@@ -301,8 +301,28 @@
             <w:vAlign w:val="center"/>
           </w:tcPr>
           <w:p>
+            <w:r/>
             <w:r>
-              <w:t>{@AllIndicators}</w:t>
+              <w:t>{#IndRuns}{#isAdd}</w:t>
+            </w:r>
+            <w:r>
+              <w:rPr>
+                <w:color w:val="FF0000"/>
+              </w:rPr>
+              <w:t>{text}</w:t>
+            </w:r>
+            <w:r>
+              <w:t>{/isAdd}{#isDel}</w:t>
+            </w:r>
+            <w:r>
+              <w:rPr>
+                <w:strike/>
+                <w:color w:val="FF0000"/>
+              </w:rPr>
+              <w:t>{text}</w:t>
+            </w:r>
+            <w:r>
+              <w:t>{/isDel}{^isAdd}{^isDel}{text}{/isDel}{/isAdd}{/IndRuns}</w:t>
             </w:r>
           </w:p>
         </w:tc>

--- a/public/igp_template.docx
+++ b/public/igp_template.docx
@@ -75,9 +75,12 @@
             <w:vAlign w:val="center"/>
           </w:tcPr>
           <w:p>
-            <w:r>
-              <w:t>{CourseName}</w:t>
-            </w:r>
+            <w:pPr>
+              <w:jc w:val="center"/>
+              <w:rPr>
+                <w:rFonts w:ascii="華康細圓體" w:eastAsia="華康細圓體" w:hAnsi="華康細圓體"/>
+              </w:rPr>
+            </w:pPr>
           </w:p>
         </w:tc>
         <w:tc>
@@ -118,9 +121,12 @@
             <w:vAlign w:val="center"/>
           </w:tcPr>
           <w:p>
-            <w:r>
-              <w:t>{CourseType}</w:t>
-            </w:r>
+            <w:pPr>
+              <w:jc w:val="center"/>
+              <w:rPr>
+                <w:rFonts w:ascii="華康細圓體" w:eastAsia="華康細圓體" w:hAnsi="華康細圓體"/>
+              </w:rPr>
+            </w:pPr>
           </w:p>
         </w:tc>
         <w:tc>
@@ -161,9 +167,12 @@
             <w:vAlign w:val="center"/>
           </w:tcPr>
           <w:p>
-            <w:r>
-              <w:t>{Teacher}</w:t>
-            </w:r>
+            <w:pPr>
+              <w:jc w:val="center"/>
+              <w:rPr>
+                <w:rFonts w:ascii="華康細圓體" w:eastAsia="華康細圓體" w:hAnsi="華康細圓體"/>
+              </w:rPr>
+            </w:pPr>
           </w:p>
         </w:tc>
       </w:tr>
@@ -282,7 +291,16 @@
             <w:vAlign w:val="center"/>
           </w:tcPr>
           <w:p>
-            <w:r>
+            <w:pPr>
+              <w:jc w:val="center"/>
+              <w:rPr>
+                <w:rFonts w:ascii="華康細圓體" w:eastAsia="華康細圓體" w:hAnsi="華康細圓體" w:hint="eastAsia"/>
+              </w:rPr>
+            </w:pPr>
+            <w:r>
+              <w:rPr>
+                <w:rFonts w:ascii="華康細圓體" w:eastAsia="華康細圓體" w:hAnsi="華康細圓體"/>
+              </w:rPr>
               <w:t>1</w:t>
             </w:r>
           </w:p>
@@ -339,8 +357,587 @@
             <w:vAlign w:val="center"/>
           </w:tcPr>
           <w:p>
-            <w:r>
-              <w:t>{GlobalStrategies}</w:t>
+            <w:pPr>
+              <w:pStyle w:val="Standard"/>
+              <w:snapToGrid w:val="0"/>
+              <w:spacing w:line="240" w:lineRule="atLeast"/>
+              <w:rPr>
+                <w:rFonts w:ascii="華康細圓體" w:eastAsia="華康細圓體" w:hAnsi="華康細圓體" w:cs="標楷體"/>
+                <w:sz w:val="22"/>
+              </w:rPr>
+            </w:pPr>
+            <w:r>
+              <w:rPr>
+                <w:rFonts w:ascii="華康細圓體" w:eastAsia="華康細圓體" w:hAnsi="華康細圓體" w:cs="標楷體"/>
+                <w:sz w:val="22"/>
+              </w:rPr>
+              <w:t>學習內容調整策略：</w:t>
+            </w:r>
+          </w:p>
+          <w:p>
+            <w:pPr>
+              <w:pStyle w:val="Standard"/>
+              <w:snapToGrid w:val="0"/>
+              <w:spacing w:line="240" w:lineRule="atLeast"/>
+              <w:rPr>
+                <w:rFonts w:ascii="華康細圓體" w:eastAsia="華康細圓體" w:hAnsi="華康細圓體" w:cs="標楷體"/>
+                <w:sz w:val="22"/>
+              </w:rPr>
+            </w:pPr>
+            <w:r>
+              <w:rPr>
+                <w:rFonts w:ascii="華康細圓體" w:eastAsia="華康細圓體" w:hAnsi="華康細圓體" w:cs="標楷體"/>
+                <w:sz w:val="22"/>
+              </w:rPr>
+              <w:t>□重組 □加深 □加廣</w:t>
+            </w:r>
+          </w:p>
+          <w:p>
+            <w:pPr>
+              <w:pStyle w:val="Standard"/>
+              <w:snapToGrid w:val="0"/>
+              <w:spacing w:line="240" w:lineRule="atLeast"/>
+              <w:rPr>
+                <w:rFonts w:ascii="華康細圓體" w:eastAsia="華康細圓體" w:hAnsi="華康細圓體" w:cs="標楷體"/>
+                <w:sz w:val="22"/>
+              </w:rPr>
+            </w:pPr>
+            <w:r>
+              <w:rPr>
+                <w:rFonts w:ascii="華康細圓體" w:eastAsia="華康細圓體" w:hAnsi="華康細圓體" w:cs="標楷體"/>
+                <w:sz w:val="22"/>
+              </w:rPr>
+              <w:t>□濃縮 □加速</w:t>
+            </w:r>
+          </w:p>
+          <w:p>
+            <w:pPr>
+              <w:pStyle w:val="Standard"/>
+              <w:snapToGrid w:val="0"/>
+              <w:spacing w:line="240" w:lineRule="atLeast"/>
+              <w:rPr>
+                <w:rFonts w:ascii="華康細圓體" w:eastAsia="華康細圓體" w:hAnsi="華康細圓體" w:cs="標楷體"/>
+                <w:sz w:val="22"/>
+              </w:rPr>
+            </w:pPr>
+            <w:r>
+              <w:rPr>
+                <w:rFonts w:ascii="華康細圓體" w:eastAsia="華康細圓體" w:hAnsi="華康細圓體" w:cs="標楷體"/>
+                <w:sz w:val="22"/>
+              </w:rPr>
+              <w:t>□跨領域/科目統整教學主題</w:t>
+            </w:r>
+          </w:p>
+          <w:p>
+            <w:pPr>
+              <w:rPr>
+                <w:rFonts w:ascii="華康細圓體" w:eastAsia="華康細圓體" w:hAnsi="華康細圓體"/>
+              </w:rPr>
+            </w:pPr>
+            <w:r>
+              <w:rPr>
+                <w:rFonts w:ascii="華康細圓體" w:eastAsia="華康細圓體" w:hAnsi="華康細圓體" w:cs="標楷體"/>
+                <w:sz w:val="22"/>
+              </w:rPr>
+              <w:t>□其他:</w:t>
+            </w:r>
+          </w:p>
+        </w:tc>
+      </w:tr>
+      <w:tr>
+        <w:tblPrEx>
+          <w:tblCellMar>
+            <w:top w:w="0" w:type="dxa"/>
+            <w:bottom w:w="0" w:type="dxa"/>
+          </w:tblCellMar>
+        </w:tblPrEx>
+        <w:trPr>
+          <w:trHeight w:val="781"/>
+        </w:trPr>
+        <w:tc>
+          <w:tcPr>
+            <w:tcW w:w="1257" w:type="dxa"/>
+            <w:vMerge/>
+            <w:tcMar>
+              <w:top w:w="0" w:type="dxa"/>
+              <w:left w:w="108" w:type="dxa"/>
+              <w:bottom w:w="0" w:type="dxa"/>
+              <w:right w:w="108" w:type="dxa"/>
+            </w:tcMar>
+            <w:vAlign w:val="center"/>
+          </w:tcPr>
+          <w:p>
+            <w:pPr>
+              <w:jc w:val="center"/>
+              <w:rPr>
+                <w:rFonts w:ascii="華康細圓體" w:eastAsia="華康細圓體" w:hAnsi="華康細圓體"/>
+                <w:szCs w:val="24"/>
+              </w:rPr>
+            </w:pPr>
+          </w:p>
+        </w:tc>
+        <w:tc>
+          <w:tcPr>
+            <w:tcW w:w="5372" w:type="dxa"/>
+            <w:gridSpan w:val="3"/>
+            <w:vMerge/>
+            <w:tcMar>
+              <w:top w:w="0" w:type="dxa"/>
+              <w:left w:w="108" w:type="dxa"/>
+              <w:bottom w:w="0" w:type="dxa"/>
+              <w:right w:w="108" w:type="dxa"/>
+            </w:tcMar>
+            <w:vAlign w:val="center"/>
+          </w:tcPr>
+          <w:p>
+            <w:pPr>
+              <w:rPr>
+                <w:rFonts w:ascii="華康細圓體" w:eastAsia="華康細圓體" w:hAnsi="華康細圓體"/>
+                <w:color w:val="0000FF"/>
+              </w:rPr>
+            </w:pPr>
+          </w:p>
+        </w:tc>
+        <w:tc>
+          <w:tcPr>
+            <w:tcW w:w="3807" w:type="dxa"/>
+            <w:gridSpan w:val="2"/>
+            <w:tcMar>
+              <w:top w:w="0" w:type="dxa"/>
+              <w:left w:w="108" w:type="dxa"/>
+              <w:bottom w:w="0" w:type="dxa"/>
+              <w:right w:w="108" w:type="dxa"/>
+            </w:tcMar>
+            <w:vAlign w:val="center"/>
+          </w:tcPr>
+          <w:p>
+            <w:pPr>
+              <w:pStyle w:val="Standard"/>
+              <w:snapToGrid w:val="0"/>
+              <w:spacing w:line="240" w:lineRule="atLeast"/>
+              <w:rPr>
+                <w:rFonts w:ascii="華康細圓體" w:eastAsia="華康細圓體" w:hAnsi="華康細圓體" w:cs="標楷體"/>
+                <w:sz w:val="22"/>
+              </w:rPr>
+            </w:pPr>
+            <w:r>
+              <w:rPr>
+                <w:rFonts w:ascii="華康細圓體" w:eastAsia="華康細圓體" w:hAnsi="華康細圓體" w:cs="標楷體"/>
+                <w:sz w:val="22"/>
+              </w:rPr>
+              <w:t>學習歷程調整策略：</w:t>
+            </w:r>
+          </w:p>
+          <w:p>
+            <w:pPr>
+              <w:pStyle w:val="Standard"/>
+              <w:snapToGrid w:val="0"/>
+              <w:spacing w:line="240" w:lineRule="atLeast"/>
+              <w:rPr>
+                <w:rFonts w:ascii="華康細圓體" w:eastAsia="華康細圓體" w:hAnsi="華康細圓體" w:cs="標楷體"/>
+                <w:sz w:val="22"/>
+              </w:rPr>
+            </w:pPr>
+            <w:r>
+              <w:rPr>
+                <w:rFonts w:ascii="華康細圓體" w:eastAsia="華康細圓體" w:hAnsi="華康細圓體" w:cs="標楷體"/>
+                <w:sz w:val="22"/>
+              </w:rPr>
+              <w:t>□高層次思考 □開放式問題</w:t>
+            </w:r>
+          </w:p>
+          <w:p>
+            <w:pPr>
+              <w:pStyle w:val="Standard"/>
+              <w:snapToGrid w:val="0"/>
+              <w:spacing w:line="240" w:lineRule="atLeast"/>
+              <w:rPr>
+                <w:rFonts w:ascii="華康細圓體" w:eastAsia="華康細圓體" w:hAnsi="華康細圓體" w:cs="標楷體"/>
+                <w:sz w:val="22"/>
+              </w:rPr>
+            </w:pPr>
+            <w:r>
+              <w:rPr>
+                <w:rFonts w:ascii="華康細圓體" w:eastAsia="華康細圓體" w:hAnsi="華康細圓體" w:cs="標楷體"/>
+                <w:sz w:val="22"/>
+              </w:rPr>
+              <w:t>□發現式學習 □推理的證據</w:t>
+            </w:r>
+          </w:p>
+          <w:p>
+            <w:pPr>
+              <w:pStyle w:val="Standard"/>
+              <w:snapToGrid w:val="0"/>
+              <w:spacing w:line="240" w:lineRule="atLeast"/>
+              <w:rPr>
+                <w:rFonts w:ascii="華康細圓體" w:eastAsia="華康細圓體" w:hAnsi="華康細圓體" w:cs="標楷體"/>
+                <w:sz w:val="22"/>
+              </w:rPr>
+            </w:pPr>
+            <w:r>
+              <w:rPr>
+                <w:rFonts w:ascii="華康細圓體" w:eastAsia="華康細圓體" w:hAnsi="華康細圓體" w:cs="標楷體"/>
+                <w:sz w:val="22"/>
+              </w:rPr>
+              <w:t>□選擇的自由 □團體式的互動</w:t>
+            </w:r>
+          </w:p>
+          <w:p>
+            <w:pPr>
+              <w:pStyle w:val="Standard"/>
+              <w:snapToGrid w:val="0"/>
+              <w:spacing w:line="240" w:lineRule="atLeast"/>
+              <w:rPr>
+                <w:rFonts w:ascii="華康細圓體" w:eastAsia="華康細圓體" w:hAnsi="華康細圓體" w:cs="標楷體"/>
+                <w:sz w:val="22"/>
+              </w:rPr>
+            </w:pPr>
+            <w:r>
+              <w:rPr>
+                <w:rFonts w:ascii="華康細圓體" w:eastAsia="華康細圓體" w:hAnsi="華康細圓體" w:cs="標楷體"/>
+                <w:sz w:val="22"/>
+              </w:rPr>
+              <w:t>□彈性的教學進度</w:t>
+            </w:r>
+          </w:p>
+          <w:p>
+            <w:pPr>
+              <w:rPr>
+                <w:rFonts w:ascii="華康細圓體" w:eastAsia="華康細圓體" w:hAnsi="華康細圓體"/>
+              </w:rPr>
+            </w:pPr>
+            <w:r>
+              <w:rPr>
+                <w:rFonts w:ascii="華康細圓體" w:eastAsia="華康細圓體" w:hAnsi="華康細圓體" w:cs="標楷體"/>
+                <w:sz w:val="22"/>
+              </w:rPr>
+              <w:t>□多樣性的歷程  □其他：</w:t>
+            </w:r>
+          </w:p>
+        </w:tc>
+      </w:tr>
+      <w:tr>
+        <w:tblPrEx>
+          <w:tblCellMar>
+            <w:top w:w="0" w:type="dxa"/>
+            <w:bottom w:w="0" w:type="dxa"/>
+          </w:tblCellMar>
+        </w:tblPrEx>
+        <w:trPr>
+          <w:trHeight w:val="781"/>
+        </w:trPr>
+        <w:tc>
+          <w:tcPr>
+            <w:tcW w:w="1257" w:type="dxa"/>
+            <w:vMerge/>
+            <w:tcMar>
+              <w:top w:w="0" w:type="dxa"/>
+              <w:left w:w="108" w:type="dxa"/>
+              <w:bottom w:w="0" w:type="dxa"/>
+              <w:right w:w="108" w:type="dxa"/>
+            </w:tcMar>
+            <w:vAlign w:val="center"/>
+          </w:tcPr>
+          <w:p>
+            <w:pPr>
+              <w:jc w:val="center"/>
+              <w:rPr>
+                <w:rFonts w:ascii="華康細圓體" w:eastAsia="華康細圓體" w:hAnsi="華康細圓體"/>
+                <w:szCs w:val="24"/>
+              </w:rPr>
+            </w:pPr>
+          </w:p>
+        </w:tc>
+        <w:tc>
+          <w:tcPr>
+            <w:tcW w:w="5372" w:type="dxa"/>
+            <w:gridSpan w:val="3"/>
+            <w:vMerge/>
+            <w:tcMar>
+              <w:top w:w="0" w:type="dxa"/>
+              <w:left w:w="108" w:type="dxa"/>
+              <w:bottom w:w="0" w:type="dxa"/>
+              <w:right w:w="108" w:type="dxa"/>
+            </w:tcMar>
+            <w:vAlign w:val="center"/>
+          </w:tcPr>
+          <w:p>
+            <w:pPr>
+              <w:rPr>
+                <w:rFonts w:ascii="華康細圓體" w:eastAsia="華康細圓體" w:hAnsi="華康細圓體"/>
+                <w:color w:val="FF0000"/>
+              </w:rPr>
+            </w:pPr>
+          </w:p>
+        </w:tc>
+        <w:tc>
+          <w:tcPr>
+            <w:tcW w:w="3807" w:type="dxa"/>
+            <w:gridSpan w:val="2"/>
+            <w:tcMar>
+              <w:top w:w="0" w:type="dxa"/>
+              <w:left w:w="108" w:type="dxa"/>
+              <w:bottom w:w="0" w:type="dxa"/>
+              <w:right w:w="108" w:type="dxa"/>
+            </w:tcMar>
+            <w:vAlign w:val="center"/>
+          </w:tcPr>
+          <w:p>
+            <w:pPr>
+              <w:pStyle w:val="Standard"/>
+              <w:snapToGrid w:val="0"/>
+              <w:spacing w:line="240" w:lineRule="atLeast"/>
+              <w:rPr>
+                <w:rFonts w:ascii="華康細圓體" w:eastAsia="華康細圓體" w:hAnsi="華康細圓體" w:cs="標楷體"/>
+                <w:sz w:val="22"/>
+              </w:rPr>
+            </w:pPr>
+            <w:r>
+              <w:rPr>
+                <w:rFonts w:ascii="華康細圓體" w:eastAsia="華康細圓體" w:hAnsi="華康細圓體" w:cs="標楷體"/>
+                <w:sz w:val="22"/>
+              </w:rPr>
+              <w:t>學習環境調整策略:</w:t>
+            </w:r>
+          </w:p>
+          <w:p>
+            <w:pPr>
+              <w:pStyle w:val="Standard"/>
+              <w:snapToGrid w:val="0"/>
+              <w:spacing w:line="240" w:lineRule="atLeast"/>
+              <w:rPr>
+                <w:rFonts w:ascii="華康細圓體" w:eastAsia="華康細圓體" w:hAnsi="華康細圓體" w:cs="標楷體"/>
+                <w:sz w:val="22"/>
+              </w:rPr>
+            </w:pPr>
+            <w:r>
+              <w:rPr>
+                <w:rFonts w:ascii="華康細圓體" w:eastAsia="華康細圓體" w:hAnsi="華康細圓體" w:cs="標楷體"/>
+                <w:sz w:val="22"/>
+              </w:rPr>
+              <w:t>□調整物理的學習環境</w:t>
+            </w:r>
+          </w:p>
+          <w:p>
+            <w:pPr>
+              <w:pStyle w:val="Standard"/>
+              <w:snapToGrid w:val="0"/>
+              <w:spacing w:line="240" w:lineRule="atLeast"/>
+              <w:rPr>
+                <w:rFonts w:ascii="華康細圓體" w:eastAsia="華康細圓體" w:hAnsi="華康細圓體" w:cs="標楷體"/>
+                <w:sz w:val="22"/>
+              </w:rPr>
+            </w:pPr>
+            <w:r>
+              <w:rPr>
+                <w:rFonts w:ascii="華康細圓體" w:eastAsia="華康細圓體" w:hAnsi="華康細圓體" w:cs="標楷體"/>
+                <w:sz w:val="22"/>
+              </w:rPr>
+              <w:t>□營造社會-情緒的學習環境</w:t>
+            </w:r>
+          </w:p>
+          <w:p>
+            <w:pPr>
+              <w:pStyle w:val="Standard"/>
+              <w:snapToGrid w:val="0"/>
+              <w:spacing w:line="240" w:lineRule="atLeast"/>
+              <w:rPr>
+                <w:rFonts w:ascii="華康細圓體" w:eastAsia="華康細圓體" w:hAnsi="華康細圓體" w:cs="標楷體"/>
+                <w:sz w:val="22"/>
+              </w:rPr>
+            </w:pPr>
+            <w:r>
+              <w:rPr>
+                <w:rFonts w:ascii="華康細圓體" w:eastAsia="華康細圓體" w:hAnsi="華康細圓體" w:cs="標楷體"/>
+                <w:sz w:val="22"/>
+              </w:rPr>
+              <w:t>□規劃有回應的學習環境</w:t>
+            </w:r>
+          </w:p>
+          <w:p>
+            <w:pPr>
+              <w:pStyle w:val="Standard"/>
+              <w:snapToGrid w:val="0"/>
+              <w:spacing w:line="240" w:lineRule="atLeast"/>
+              <w:rPr>
+                <w:rFonts w:ascii="華康細圓體" w:eastAsia="華康細圓體" w:hAnsi="華康細圓體" w:cs="標楷體"/>
+                <w:sz w:val="22"/>
+              </w:rPr>
+            </w:pPr>
+            <w:r>
+              <w:rPr>
+                <w:rFonts w:ascii="華康細圓體" w:eastAsia="華康細圓體" w:hAnsi="華康細圓體" w:cs="標楷體"/>
+                <w:sz w:val="22"/>
+              </w:rPr>
+              <w:t>□有挑戰性的學習環境</w:t>
+            </w:r>
+          </w:p>
+          <w:p>
+            <w:pPr>
+              <w:rPr>
+                <w:rFonts w:ascii="華康細圓體" w:eastAsia="華康細圓體" w:hAnsi="華康細圓體"/>
+              </w:rPr>
+            </w:pPr>
+            <w:r>
+              <w:rPr>
+                <w:rFonts w:ascii="華康細圓體" w:eastAsia="華康細圓體" w:hAnsi="華康細圓體" w:cs="標楷體"/>
+                <w:sz w:val="22"/>
+              </w:rPr>
+              <w:t>□調查與運用社區資源 □其他</w:t>
+            </w:r>
+          </w:p>
+        </w:tc>
+      </w:tr>
+      <w:tr>
+        <w:tblPrEx>
+          <w:tblCellMar>
+            <w:top w:w="0" w:type="dxa"/>
+            <w:bottom w:w="0" w:type="dxa"/>
+          </w:tblCellMar>
+        </w:tblPrEx>
+        <w:trPr>
+          <w:trHeight w:val="781"/>
+        </w:trPr>
+        <w:tc>
+          <w:tcPr>
+            <w:tcW w:w="1257" w:type="dxa"/>
+            <w:vMerge/>
+            <w:tcMar>
+              <w:top w:w="0" w:type="dxa"/>
+              <w:left w:w="108" w:type="dxa"/>
+              <w:bottom w:w="0" w:type="dxa"/>
+              <w:right w:w="108" w:type="dxa"/>
+            </w:tcMar>
+            <w:vAlign w:val="center"/>
+          </w:tcPr>
+          <w:p>
+            <w:pPr>
+              <w:jc w:val="center"/>
+              <w:rPr>
+                <w:rFonts w:ascii="華康細圓體" w:eastAsia="華康細圓體" w:hAnsi="華康細圓體"/>
+                <w:szCs w:val="24"/>
+              </w:rPr>
+            </w:pPr>
+          </w:p>
+        </w:tc>
+        <w:tc>
+          <w:tcPr>
+            <w:tcW w:w="5372" w:type="dxa"/>
+            <w:gridSpan w:val="3"/>
+            <w:vMerge/>
+            <w:tcMar>
+              <w:top w:w="0" w:type="dxa"/>
+              <w:left w:w="108" w:type="dxa"/>
+              <w:bottom w:w="0" w:type="dxa"/>
+              <w:right w:w="108" w:type="dxa"/>
+            </w:tcMar>
+            <w:vAlign w:val="center"/>
+          </w:tcPr>
+          <w:p>
+            <w:pPr>
+              <w:rPr>
+                <w:rFonts w:ascii="華康細圓體" w:eastAsia="華康細圓體" w:hAnsi="華康細圓體"/>
+                <w:color w:val="0000FF"/>
+              </w:rPr>
+            </w:pPr>
+          </w:p>
+        </w:tc>
+        <w:tc>
+          <w:tcPr>
+            <w:tcW w:w="3807" w:type="dxa"/>
+            <w:gridSpan w:val="2"/>
+            <w:tcMar>
+              <w:top w:w="0" w:type="dxa"/>
+              <w:left w:w="108" w:type="dxa"/>
+              <w:bottom w:w="0" w:type="dxa"/>
+              <w:right w:w="108" w:type="dxa"/>
+            </w:tcMar>
+            <w:vAlign w:val="center"/>
+          </w:tcPr>
+          <w:p>
+            <w:pPr>
+              <w:pStyle w:val="Standard"/>
+              <w:snapToGrid w:val="0"/>
+              <w:spacing w:line="240" w:lineRule="atLeast"/>
+              <w:rPr>
+                <w:rFonts w:ascii="華康細圓體" w:eastAsia="華康細圓體" w:hAnsi="華康細圓體" w:cs="標楷體"/>
+                <w:sz w:val="22"/>
+              </w:rPr>
+            </w:pPr>
+            <w:r>
+              <w:rPr>
+                <w:rFonts w:ascii="華康細圓體" w:eastAsia="華康細圓體" w:hAnsi="華康細圓體" w:cs="標楷體"/>
+                <w:sz w:val="22"/>
+              </w:rPr>
+              <w:t>學習評量調整策略：</w:t>
+            </w:r>
+          </w:p>
+          <w:p>
+            <w:pPr>
+              <w:pStyle w:val="Standard"/>
+              <w:snapToGrid w:val="0"/>
+              <w:spacing w:line="240" w:lineRule="atLeast"/>
+              <w:rPr>
+                <w:rFonts w:ascii="華康細圓體" w:eastAsia="華康細圓體" w:hAnsi="華康細圓體" w:cs="標楷體"/>
+                <w:sz w:val="22"/>
+              </w:rPr>
+            </w:pPr>
+            <w:r>
+              <w:rPr>
+                <w:rFonts w:ascii="華康細圓體" w:eastAsia="華康細圓體" w:hAnsi="華康細圓體" w:cs="標楷體"/>
+                <w:sz w:val="22"/>
+              </w:rPr>
+              <w:t>□發展合適的評量工具</w:t>
+            </w:r>
+          </w:p>
+          <w:p>
+            <w:pPr>
+              <w:pStyle w:val="Standard"/>
+              <w:snapToGrid w:val="0"/>
+              <w:spacing w:line="240" w:lineRule="atLeast"/>
+              <w:rPr>
+                <w:rFonts w:ascii="華康細圓體" w:eastAsia="華康細圓體" w:hAnsi="華康細圓體" w:cs="標楷體"/>
+                <w:sz w:val="22"/>
+              </w:rPr>
+            </w:pPr>
+            <w:r>
+              <w:rPr>
+                <w:rFonts w:ascii="華康細圓體" w:eastAsia="華康細圓體" w:hAnsi="華康細圓體" w:cs="標楷體"/>
+                <w:sz w:val="22"/>
+              </w:rPr>
+              <w:t>□訂定區分性的評量標準</w:t>
+            </w:r>
+          </w:p>
+          <w:p>
+            <w:pPr>
+              <w:pStyle w:val="Standard"/>
+              <w:snapToGrid w:val="0"/>
+              <w:spacing w:line="240" w:lineRule="atLeast"/>
+              <w:rPr>
+                <w:rFonts w:ascii="華康細圓體" w:eastAsia="華康細圓體" w:hAnsi="華康細圓體" w:cs="標楷體"/>
+                <w:sz w:val="22"/>
+              </w:rPr>
+            </w:pPr>
+            <w:r>
+              <w:rPr>
+                <w:rFonts w:ascii="華康細圓體" w:eastAsia="華康細圓體" w:hAnsi="華康細圓體" w:cs="標楷體"/>
+                <w:sz w:val="22"/>
+              </w:rPr>
+              <w:t>□呈現多元的實作與作品</w:t>
+            </w:r>
+          </w:p>
+          <w:p>
+            <w:pPr>
+              <w:rPr>
+                <w:rFonts w:ascii="華康細圓體" w:eastAsia="華康細圓體" w:hAnsi="華康細圓體"/>
+              </w:rPr>
+            </w:pPr>
+            <w:r>
+              <w:rPr>
+                <w:rFonts w:ascii="華康細圓體" w:eastAsia="華康細圓體" w:hAnsi="華康細圓體" w:cs="標楷體"/>
+                <w:sz w:val="22"/>
+              </w:rPr>
+              <w:t>□其他：</w:t>
             </w:r>
           </w:p>
         </w:tc>
